--- a/Course/7 Weekly Plan - Homework and Consolidation (Year 12)/Week 18 (25 Jan) - 1.4.2 Arrays to stacks and queues (CAP3-KA6)/1 Homework 1.4.2 (typeable).docx
+++ b/Course/7 Weekly Plan - Homework and Consolidation (Year 12)/Week 18 (25 Jan) - 1.4.2 Arrays to stacks and queues (CAP3-KA6)/1 Homework 1.4.2 (typeable).docx
@@ -102,54 +102,32 @@
         <w:t>(AO2)</w:t>
       </w:r>
     </w:p>
-    <w:p>
-      <w:pPr>
-        <w:spacing w:before="260"/>
-        <w:pBdr>
-          <w:bottom w:val="single" w:sz="4" w:space="1" w:color="AAB4C0"/>
-        </w:pBdr>
-      </w:pPr>
-    </w:p>
-    <w:p>
-      <w:pPr>
-        <w:spacing w:before="260"/>
-        <w:pBdr>
-          <w:bottom w:val="single" w:sz="4" w:space="1" w:color="AAB4C0"/>
-        </w:pBdr>
-      </w:pPr>
-    </w:p>
-    <w:p>
-      <w:pPr>
-        <w:spacing w:before="260"/>
-        <w:pBdr>
-          <w:bottom w:val="single" w:sz="4" w:space="1" w:color="AAB4C0"/>
-        </w:pBdr>
-      </w:pPr>
-    </w:p>
-    <w:p>
-      <w:pPr>
-        <w:spacing w:before="260"/>
-        <w:pBdr>
-          <w:bottom w:val="single" w:sz="4" w:space="1" w:color="AAB4C0"/>
-        </w:pBdr>
-      </w:pPr>
-    </w:p>
-    <w:p>
-      <w:pPr>
-        <w:spacing w:before="260"/>
-        <w:pBdr>
-          <w:bottom w:val="single" w:sz="4" w:space="1" w:color="AAB4C0"/>
-        </w:pBdr>
-      </w:pPr>
-    </w:p>
-    <w:p>
-      <w:pPr>
-        <w:spacing w:before="260"/>
-        <w:pBdr>
-          <w:bottom w:val="single" w:sz="4" w:space="1" w:color="AAB4C0"/>
-        </w:pBdr>
-      </w:pPr>
-    </w:p>
+    <w:tbl>
+      <w:tblPr>
+        <w:tblStyle w:val="TableGrid"/>
+        <w:tblW w:type="auto" w:w="0"/>
+        <w:tblLook w:firstColumn="1" w:firstRow="1" w:lastColumn="0" w:lastRow="0" w:noHBand="0" w:noVBand="1" w:val="04A0"/>
+      </w:tblPr>
+      <w:tblGrid>
+        <w:gridCol w:w="8640"/>
+      </w:tblGrid>
+      <w:tr>
+        <w:trPr>
+          <w:trHeight w:val="2040" w:hRule="atLeast"/>
+        </w:trPr>
+        <w:tc>
+          <w:tcPr>
+            <w:tcW w:type="dxa" w:w="8640"/>
+          </w:tcPr>
+          <w:p>
+            <w:pPr>
+              <w:spacing w:before="40"/>
+            </w:pPr>
+          </w:p>
+        </w:tc>
+      </w:tr>
+    </w:tbl>
+    <w:p/>
     <w:p>
       <w:r>
         <w:rPr>
@@ -310,38 +288,32 @@
         <w:t>(AO1)</w:t>
       </w:r>
     </w:p>
-    <w:p>
-      <w:pPr>
-        <w:spacing w:before="260"/>
-        <w:pBdr>
-          <w:bottom w:val="single" w:sz="4" w:space="1" w:color="AAB4C0"/>
-        </w:pBdr>
-      </w:pPr>
-    </w:p>
-    <w:p>
-      <w:pPr>
-        <w:spacing w:before="260"/>
-        <w:pBdr>
-          <w:bottom w:val="single" w:sz="4" w:space="1" w:color="AAB4C0"/>
-        </w:pBdr>
-      </w:pPr>
-    </w:p>
-    <w:p>
-      <w:pPr>
-        <w:spacing w:before="260"/>
-        <w:pBdr>
-          <w:bottom w:val="single" w:sz="4" w:space="1" w:color="AAB4C0"/>
-        </w:pBdr>
-      </w:pPr>
-    </w:p>
-    <w:p>
-      <w:pPr>
-        <w:spacing w:before="260"/>
-        <w:pBdr>
-          <w:bottom w:val="single" w:sz="4" w:space="1" w:color="AAB4C0"/>
-        </w:pBdr>
-      </w:pPr>
-    </w:p>
+    <w:tbl>
+      <w:tblPr>
+        <w:tblStyle w:val="TableGrid"/>
+        <w:tblW w:type="auto" w:w="0"/>
+        <w:tblLook w:firstColumn="1" w:firstRow="1" w:lastColumn="0" w:lastRow="0" w:noHBand="0" w:noVBand="1" w:val="04A0"/>
+      </w:tblPr>
+      <w:tblGrid>
+        <w:gridCol w:w="8640"/>
+      </w:tblGrid>
+      <w:tr>
+        <w:trPr>
+          <w:trHeight w:val="1360" w:hRule="atLeast"/>
+        </w:trPr>
+        <w:tc>
+          <w:tcPr>
+            <w:tcW w:type="dxa" w:w="8640"/>
+          </w:tcPr>
+          <w:p>
+            <w:pPr>
+              <w:spacing w:before="40"/>
+            </w:pPr>
+          </w:p>
+        </w:tc>
+      </w:tr>
+    </w:tbl>
+    <w:p/>
     <w:p>
       <w:r>
         <w:rPr>
@@ -416,38 +388,32 @@
         <w:t>(AO2)</w:t>
       </w:r>
     </w:p>
-    <w:p>
-      <w:pPr>
-        <w:spacing w:before="260"/>
-        <w:pBdr>
-          <w:bottom w:val="single" w:sz="4" w:space="1" w:color="AAB4C0"/>
-        </w:pBdr>
-      </w:pPr>
-    </w:p>
-    <w:p>
-      <w:pPr>
-        <w:spacing w:before="260"/>
-        <w:pBdr>
-          <w:bottom w:val="single" w:sz="4" w:space="1" w:color="AAB4C0"/>
-        </w:pBdr>
-      </w:pPr>
-    </w:p>
-    <w:p>
-      <w:pPr>
-        <w:spacing w:before="260"/>
-        <w:pBdr>
-          <w:bottom w:val="single" w:sz="4" w:space="1" w:color="AAB4C0"/>
-        </w:pBdr>
-      </w:pPr>
-    </w:p>
-    <w:p>
-      <w:pPr>
-        <w:spacing w:before="260"/>
-        <w:pBdr>
-          <w:bottom w:val="single" w:sz="4" w:space="1" w:color="AAB4C0"/>
-        </w:pBdr>
-      </w:pPr>
-    </w:p>
+    <w:tbl>
+      <w:tblPr>
+        <w:tblStyle w:val="TableGrid"/>
+        <w:tblW w:type="auto" w:w="0"/>
+        <w:tblLook w:firstColumn="1" w:firstRow="1" w:lastColumn="0" w:lastRow="0" w:noHBand="0" w:noVBand="1" w:val="04A0"/>
+      </w:tblPr>
+      <w:tblGrid>
+        <w:gridCol w:w="8640"/>
+      </w:tblGrid>
+      <w:tr>
+        <w:trPr>
+          <w:trHeight w:val="1360" w:hRule="atLeast"/>
+        </w:trPr>
+        <w:tc>
+          <w:tcPr>
+            <w:tcW w:type="dxa" w:w="8640"/>
+          </w:tcPr>
+          <w:p>
+            <w:pPr>
+              <w:spacing w:before="40"/>
+            </w:pPr>
+          </w:p>
+        </w:tc>
+      </w:tr>
+    </w:tbl>
+    <w:p/>
     <w:p>
       <w:r>
         <w:rPr>
@@ -508,30 +474,32 @@
         <w:t>(AO2)</w:t>
       </w:r>
     </w:p>
-    <w:p>
-      <w:pPr>
-        <w:spacing w:before="260"/>
-        <w:pBdr>
-          <w:bottom w:val="single" w:sz="4" w:space="1" w:color="AAB4C0"/>
-        </w:pBdr>
-      </w:pPr>
-    </w:p>
-    <w:p>
-      <w:pPr>
-        <w:spacing w:before="260"/>
-        <w:pBdr>
-          <w:bottom w:val="single" w:sz="4" w:space="1" w:color="AAB4C0"/>
-        </w:pBdr>
-      </w:pPr>
-    </w:p>
-    <w:p>
-      <w:pPr>
-        <w:spacing w:before="260"/>
-        <w:pBdr>
-          <w:bottom w:val="single" w:sz="4" w:space="1" w:color="AAB4C0"/>
-        </w:pBdr>
-      </w:pPr>
-    </w:p>
+    <w:tbl>
+      <w:tblPr>
+        <w:tblStyle w:val="TableGrid"/>
+        <w:tblW w:type="auto" w:w="0"/>
+        <w:tblLook w:firstColumn="1" w:firstRow="1" w:lastColumn="0" w:lastRow="0" w:noHBand="0" w:noVBand="1" w:val="04A0"/>
+      </w:tblPr>
+      <w:tblGrid>
+        <w:gridCol w:w="8640"/>
+      </w:tblGrid>
+      <w:tr>
+        <w:trPr>
+          <w:trHeight w:val="1020" w:hRule="atLeast"/>
+        </w:trPr>
+        <w:tc>
+          <w:tcPr>
+            <w:tcW w:type="dxa" w:w="8640"/>
+          </w:tcPr>
+          <w:p>
+            <w:pPr>
+              <w:spacing w:before="40"/>
+            </w:pPr>
+          </w:p>
+        </w:tc>
+      </w:tr>
+    </w:tbl>
+    <w:p/>
     <w:p>
       <w:r>
         <w:rPr>
@@ -650,30 +618,32 @@
         <w:t>(AO2)</w:t>
       </w:r>
     </w:p>
-    <w:p>
-      <w:pPr>
-        <w:spacing w:before="260"/>
-        <w:pBdr>
-          <w:bottom w:val="single" w:sz="4" w:space="1" w:color="AAB4C0"/>
-        </w:pBdr>
-      </w:pPr>
-    </w:p>
-    <w:p>
-      <w:pPr>
-        <w:spacing w:before="260"/>
-        <w:pBdr>
-          <w:bottom w:val="single" w:sz="4" w:space="1" w:color="AAB4C0"/>
-        </w:pBdr>
-      </w:pPr>
-    </w:p>
-    <w:p>
-      <w:pPr>
-        <w:spacing w:before="260"/>
-        <w:pBdr>
-          <w:bottom w:val="single" w:sz="4" w:space="1" w:color="AAB4C0"/>
-        </w:pBdr>
-      </w:pPr>
-    </w:p>
+    <w:tbl>
+      <w:tblPr>
+        <w:tblStyle w:val="TableGrid"/>
+        <w:tblW w:type="auto" w:w="0"/>
+        <w:tblLook w:firstColumn="1" w:firstRow="1" w:lastColumn="0" w:lastRow="0" w:noHBand="0" w:noVBand="1" w:val="04A0"/>
+      </w:tblPr>
+      <w:tblGrid>
+        <w:gridCol w:w="8640"/>
+      </w:tblGrid>
+      <w:tr>
+        <w:trPr>
+          <w:trHeight w:val="1020" w:hRule="atLeast"/>
+        </w:trPr>
+        <w:tc>
+          <w:tcPr>
+            <w:tcW w:type="dxa" w:w="8640"/>
+          </w:tcPr>
+          <w:p>
+            <w:pPr>
+              <w:spacing w:before="40"/>
+            </w:pPr>
+          </w:p>
+        </w:tc>
+      </w:tr>
+    </w:tbl>
+    <w:p/>
     <w:p>
       <w:r>
         <w:rPr>
@@ -781,30 +751,32 @@
         <w:t>(AO1)</w:t>
       </w:r>
     </w:p>
-    <w:p>
-      <w:pPr>
-        <w:spacing w:before="260"/>
-        <w:pBdr>
-          <w:bottom w:val="single" w:sz="4" w:space="1" w:color="AAB4C0"/>
-        </w:pBdr>
-      </w:pPr>
-    </w:p>
-    <w:p>
-      <w:pPr>
-        <w:spacing w:before="260"/>
-        <w:pBdr>
-          <w:bottom w:val="single" w:sz="4" w:space="1" w:color="AAB4C0"/>
-        </w:pBdr>
-      </w:pPr>
-    </w:p>
-    <w:p>
-      <w:pPr>
-        <w:spacing w:before="260"/>
-        <w:pBdr>
-          <w:bottom w:val="single" w:sz="4" w:space="1" w:color="AAB4C0"/>
-        </w:pBdr>
-      </w:pPr>
-    </w:p>
+    <w:tbl>
+      <w:tblPr>
+        <w:tblStyle w:val="TableGrid"/>
+        <w:tblW w:type="auto" w:w="0"/>
+        <w:tblLook w:firstColumn="1" w:firstRow="1" w:lastColumn="0" w:lastRow="0" w:noHBand="0" w:noVBand="1" w:val="04A0"/>
+      </w:tblPr>
+      <w:tblGrid>
+        <w:gridCol w:w="8640"/>
+      </w:tblGrid>
+      <w:tr>
+        <w:trPr>
+          <w:trHeight w:val="1020" w:hRule="atLeast"/>
+        </w:trPr>
+        <w:tc>
+          <w:tcPr>
+            <w:tcW w:type="dxa" w:w="8640"/>
+          </w:tcPr>
+          <w:p>
+            <w:pPr>
+              <w:spacing w:before="40"/>
+            </w:pPr>
+          </w:p>
+        </w:tc>
+      </w:tr>
+    </w:tbl>
+    <w:p/>
     <w:p>
       <w:r>
         <w:rPr>
@@ -879,22 +851,32 @@
         <w:t>(AO1)</w:t>
       </w:r>
     </w:p>
-    <w:p>
-      <w:pPr>
-        <w:spacing w:before="260"/>
-        <w:pBdr>
-          <w:bottom w:val="single" w:sz="4" w:space="1" w:color="AAB4C0"/>
-        </w:pBdr>
-      </w:pPr>
-    </w:p>
-    <w:p>
-      <w:pPr>
-        <w:spacing w:before="260"/>
-        <w:pBdr>
-          <w:bottom w:val="single" w:sz="4" w:space="1" w:color="AAB4C0"/>
-        </w:pBdr>
-      </w:pPr>
-    </w:p>
+    <w:tbl>
+      <w:tblPr>
+        <w:tblStyle w:val="TableGrid"/>
+        <w:tblW w:type="auto" w:w="0"/>
+        <w:tblLook w:firstColumn="1" w:firstRow="1" w:lastColumn="0" w:lastRow="0" w:noHBand="0" w:noVBand="1" w:val="04A0"/>
+      </w:tblPr>
+      <w:tblGrid>
+        <w:gridCol w:w="8640"/>
+      </w:tblGrid>
+      <w:tr>
+        <w:trPr>
+          <w:trHeight w:val="680" w:hRule="atLeast"/>
+        </w:trPr>
+        <w:tc>
+          <w:tcPr>
+            <w:tcW w:type="dxa" w:w="8640"/>
+          </w:tcPr>
+          <w:p>
+            <w:pPr>
+              <w:spacing w:before="40"/>
+            </w:pPr>
+          </w:p>
+        </w:tc>
+      </w:tr>
+    </w:tbl>
+    <w:p/>
     <w:p>
       <w:r>
         <w:rPr>
@@ -983,38 +965,32 @@
         <w:t>(AO1)</w:t>
       </w:r>
     </w:p>
-    <w:p>
-      <w:pPr>
-        <w:spacing w:before="260"/>
-        <w:pBdr>
-          <w:bottom w:val="single" w:sz="4" w:space="1" w:color="AAB4C0"/>
-        </w:pBdr>
-      </w:pPr>
-    </w:p>
-    <w:p>
-      <w:pPr>
-        <w:spacing w:before="260"/>
-        <w:pBdr>
-          <w:bottom w:val="single" w:sz="4" w:space="1" w:color="AAB4C0"/>
-        </w:pBdr>
-      </w:pPr>
-    </w:p>
-    <w:p>
-      <w:pPr>
-        <w:spacing w:before="260"/>
-        <w:pBdr>
-          <w:bottom w:val="single" w:sz="4" w:space="1" w:color="AAB4C0"/>
-        </w:pBdr>
-      </w:pPr>
-    </w:p>
-    <w:p>
-      <w:pPr>
-        <w:spacing w:before="260"/>
-        <w:pBdr>
-          <w:bottom w:val="single" w:sz="4" w:space="1" w:color="AAB4C0"/>
-        </w:pBdr>
-      </w:pPr>
-    </w:p>
+    <w:tbl>
+      <w:tblPr>
+        <w:tblStyle w:val="TableGrid"/>
+        <w:tblW w:type="auto" w:w="0"/>
+        <w:tblLook w:firstColumn="1" w:firstRow="1" w:lastColumn="0" w:lastRow="0" w:noHBand="0" w:noVBand="1" w:val="04A0"/>
+      </w:tblPr>
+      <w:tblGrid>
+        <w:gridCol w:w="8640"/>
+      </w:tblGrid>
+      <w:tr>
+        <w:trPr>
+          <w:trHeight w:val="1360" w:hRule="atLeast"/>
+        </w:trPr>
+        <w:tc>
+          <w:tcPr>
+            <w:tcW w:type="dxa" w:w="8640"/>
+          </w:tcPr>
+          <w:p>
+            <w:pPr>
+              <w:spacing w:before="40"/>
+            </w:pPr>
+          </w:p>
+        </w:tc>
+      </w:tr>
+    </w:tbl>
+    <w:p/>
     <w:p>
       <w:r>
         <w:rPr>

--- a/Course/7 Weekly Plan - Homework and Consolidation (Year 12)/Week 18 (25 Jan) - 1.4.2 Arrays to stacks and queues (CAP3-KA6)/1 Homework 1.4.2 (typeable).docx
+++ b/Course/7 Weekly Plan - Homework and Consolidation (Year 12)/Week 18 (25 Jan) - 1.4.2 Arrays to stacks and queues (CAP3-KA6)/1 Homework 1.4.2 (typeable).docx
@@ -250,21 +250,65 @@
           <w:b w:val="0"/>
           <w:i w:val="0"/>
         </w:rPr>
-        <w:t xml:space="preserve"> Explain why a </w:t>
+        <w:t xml:space="preserve"> A </w:t>
       </w:r>
       <w:r>
         <w:rPr>
           <w:b/>
           <w:i w:val="0"/>
         </w:rPr>
-        <w:t>circular queue</w:t>
+        <w:t>linked list</w:t>
       </w:r>
       <w:r>
         <w:rPr>
           <w:b w:val="0"/>
           <w:i w:val="0"/>
         </w:rPr>
-        <w:t xml:space="preserve"> is often preferred over a simple linear queue that uses front and rear pointers in a fixed array. Refer to how the rear pointer is updated. </w:t>
+        <w:t xml:space="preserve"> stores these values in this order: </w:t>
+      </w:r>
+      <w:r>
+        <w:rPr>
+          <w:rFonts w:ascii="Consolas" w:hAnsi="Consolas"/>
+          <w:b w:val="0"/>
+          <w:i w:val="0"/>
+          <w:sz w:val="19"/>
+        </w:rPr>
+        <w:t>5 → 12 → 20</w:t>
+      </w:r>
+      <w:r>
+        <w:rPr>
+          <w:b w:val="0"/>
+          <w:i w:val="0"/>
+        </w:rPr>
+        <w:t xml:space="preserve">. Each node stores a data value and a pointer to the next node. Describe the steps needed to insert a new node containing the value </w:t>
+      </w:r>
+      <w:r>
+        <w:rPr>
+          <w:b/>
+          <w:i w:val="0"/>
+        </w:rPr>
+        <w:t>15</w:t>
+      </w:r>
+      <w:r>
+        <w:rPr>
+          <w:b w:val="0"/>
+          <w:i w:val="0"/>
+        </w:rPr>
+        <w:t xml:space="preserve"> between 12 and 20, referring to the </w:t>
+      </w:r>
+      <w:r>
+        <w:rPr>
+          <w:b/>
+          <w:i w:val="0"/>
+        </w:rPr>
+        <w:t>pointers</w:t>
+      </w:r>
+      <w:r>
+        <w:rPr>
+          <w:b w:val="0"/>
+          <w:i w:val="0"/>
+        </w:rPr>
+        <w:t xml:space="preserve"> that must be created or changed. </w:t>
       </w:r>
       <w:r>
         <w:rPr>
@@ -285,7 +329,7 @@
           <w:b w:val="0"/>
           <w:i/>
         </w:rPr>
-        <w:t>(AO1)</w:t>
+        <w:t>(AO2)</w:t>
       </w:r>
     </w:p>
     <w:tbl>

--- a/Course/7 Weekly Plan - Homework and Consolidation (Year 12)/Week 18 (25 Jan) - 1.4.2 Arrays to stacks and queues (CAP3-KA6)/1 Homework 1.4.2 (typeable).docx
+++ b/Course/7 Weekly Plan - Homework and Consolidation (Year 12)/Week 18 (25 Jan) - 1.4.2 Arrays to stacks and queues (CAP3-KA6)/1 Homework 1.4.2 (typeable).docx
@@ -78,14 +78,67 @@
           <w:b w:val="0"/>
           <w:i w:val="0"/>
         </w:rPr>
-        <w:t xml:space="preserve"> is initially empty. The following operations are carried out in order. Show the stack after each operation, then give the values popped (in order) and the final contents. </w:t>
+        <w:t xml:space="preserve"> and a </w:t>
       </w:r>
       <w:r>
         <w:rPr>
           <w:b/>
           <w:i w:val="0"/>
         </w:rPr>
-        <w:t>[4]</w:t>
+        <w:t>queue</w:t>
+      </w:r>
+      <w:r>
+        <w:rPr>
+          <w:b w:val="0"/>
+          <w:i w:val="0"/>
+        </w:rPr>
+        <w:t xml:space="preserve"> are both initially empty.</w:t>
+      </w:r>
+    </w:p>
+    <w:p>
+      <w:r>
+        <w:rPr>
+          <w:b w:val="0"/>
+          <w:i w:val="0"/>
+        </w:rPr>
+        <w:t xml:space="preserve">(a) Complete the table to show the stack contents after each operation, and the value returned by each </w:t>
+      </w:r>
+      <w:r>
+        <w:rPr>
+          <w:rFonts w:ascii="Consolas" w:hAnsi="Consolas"/>
+          <w:b w:val="0"/>
+          <w:i w:val="0"/>
+          <w:sz w:val="19"/>
+        </w:rPr>
+        <w:t>pop()</w:t>
+      </w:r>
+      <w:r>
+        <w:rPr>
+          <w:b w:val="0"/>
+          <w:i w:val="0"/>
+        </w:rPr>
+        <w:t xml:space="preserve">. Write the contents </w:t>
+      </w:r>
+      <w:r>
+        <w:rPr>
+          <w:b/>
+          <w:i w:val="0"/>
+        </w:rPr>
+        <w:t>top first</w:t>
+      </w:r>
+      <w:r>
+        <w:rPr>
+          <w:b w:val="0"/>
+          <w:i w:val="0"/>
+        </w:rPr>
+        <w:t xml:space="preserve">; write — where no value is popped. </w:t>
+      </w:r>
+      <w:r>
+        <w:rPr>
+          <w:b/>
+          <w:i w:val="0"/>
+        </w:rPr>
+        <w:t>[2]</w:t>
       </w:r>
       <w:r>
         <w:rPr>
@@ -109,20 +162,279 @@
         <w:tblLook w:firstColumn="1" w:firstRow="1" w:lastColumn="0" w:lastRow="0" w:noHBand="0" w:noVBand="1" w:val="04A0"/>
       </w:tblPr>
       <w:tblGrid>
-        <w:gridCol w:w="8640"/>
+        <w:gridCol w:w="2880"/>
+        <w:gridCol w:w="2880"/>
+        <w:gridCol w:w="2880"/>
       </w:tblGrid>
       <w:tr>
-        <w:trPr>
-          <w:trHeight w:val="2040" w:hRule="atLeast"/>
-        </w:trPr>
         <w:tc>
           <w:tcPr>
-            <w:tcW w:type="dxa" w:w="8640"/>
+            <w:tcW w:type="dxa" w:w="2880"/>
+            <w:shd w:fill="D9E2F3"/>
           </w:tcPr>
           <w:p>
-            <w:pPr>
-              <w:spacing w:before="40"/>
-            </w:pPr>
+            <w:r>
+              <w:rPr>
+                <w:b/>
+              </w:rPr>
+            </w:r>
+            <w:r>
+              <w:rPr>
+                <w:b/>
+                <w:i w:val="0"/>
+              </w:rPr>
+              <w:t>Operation</w:t>
+            </w:r>
+          </w:p>
+        </w:tc>
+        <w:tc>
+          <w:tcPr>
+            <w:tcW w:type="dxa" w:w="2880"/>
+            <w:shd w:fill="D9E2F3"/>
+          </w:tcPr>
+          <w:p>
+            <w:r>
+              <w:rPr>
+                <w:b/>
+              </w:rPr>
+            </w:r>
+            <w:r>
+              <w:rPr>
+                <w:b/>
+                <w:i w:val="0"/>
+              </w:rPr>
+              <w:t>Stack after the operation (top first)</w:t>
+            </w:r>
+          </w:p>
+        </w:tc>
+        <w:tc>
+          <w:tcPr>
+            <w:tcW w:type="dxa" w:w="2880"/>
+            <w:shd w:fill="D9E2F3"/>
+          </w:tcPr>
+          <w:p>
+            <w:r>
+              <w:rPr>
+                <w:b/>
+              </w:rPr>
+            </w:r>
+            <w:r>
+              <w:rPr>
+                <w:b/>
+                <w:i w:val="0"/>
+              </w:rPr>
+              <w:t>Value popped</w:t>
+            </w:r>
+          </w:p>
+        </w:tc>
+      </w:tr>
+      <w:tr>
+        <w:tc>
+          <w:tcPr>
+            <w:tcW w:type="dxa" w:w="2880"/>
+          </w:tcPr>
+          <w:p>
+            <w:r/>
+            <w:r>
+              <w:rPr>
+                <w:rFonts w:ascii="Consolas" w:hAnsi="Consolas"/>
+                <w:b w:val="0"/>
+                <w:i w:val="0"/>
+                <w:sz w:val="19"/>
+              </w:rPr>
+              <w:t>push(8)</w:t>
+            </w:r>
+          </w:p>
+        </w:tc>
+        <w:tc>
+          <w:tcPr>
+            <w:tcW w:type="dxa" w:w="2880"/>
+          </w:tcPr>
+          <w:p>
+            <w:r/>
+          </w:p>
+        </w:tc>
+        <w:tc>
+          <w:tcPr>
+            <w:tcW w:type="dxa" w:w="2880"/>
+          </w:tcPr>
+          <w:p>
+            <w:r/>
+          </w:p>
+        </w:tc>
+      </w:tr>
+      <w:tr>
+        <w:tc>
+          <w:tcPr>
+            <w:tcW w:type="dxa" w:w="2880"/>
+          </w:tcPr>
+          <w:p>
+            <w:r/>
+            <w:r>
+              <w:rPr>
+                <w:rFonts w:ascii="Consolas" w:hAnsi="Consolas"/>
+                <w:b w:val="0"/>
+                <w:i w:val="0"/>
+                <w:sz w:val="19"/>
+              </w:rPr>
+              <w:t>push(3)</w:t>
+            </w:r>
+          </w:p>
+        </w:tc>
+        <w:tc>
+          <w:tcPr>
+            <w:tcW w:type="dxa" w:w="2880"/>
+          </w:tcPr>
+          <w:p>
+            <w:r/>
+          </w:p>
+        </w:tc>
+        <w:tc>
+          <w:tcPr>
+            <w:tcW w:type="dxa" w:w="2880"/>
+          </w:tcPr>
+          <w:p>
+            <w:r/>
+          </w:p>
+        </w:tc>
+      </w:tr>
+      <w:tr>
+        <w:tc>
+          <w:tcPr>
+            <w:tcW w:type="dxa" w:w="2880"/>
+          </w:tcPr>
+          <w:p>
+            <w:r/>
+            <w:r>
+              <w:rPr>
+                <w:rFonts w:ascii="Consolas" w:hAnsi="Consolas"/>
+                <w:b w:val="0"/>
+                <w:i w:val="0"/>
+                <w:sz w:val="19"/>
+              </w:rPr>
+              <w:t>push(6)</w:t>
+            </w:r>
+          </w:p>
+        </w:tc>
+        <w:tc>
+          <w:tcPr>
+            <w:tcW w:type="dxa" w:w="2880"/>
+          </w:tcPr>
+          <w:p>
+            <w:r/>
+          </w:p>
+        </w:tc>
+        <w:tc>
+          <w:tcPr>
+            <w:tcW w:type="dxa" w:w="2880"/>
+          </w:tcPr>
+          <w:p>
+            <w:r/>
+          </w:p>
+        </w:tc>
+      </w:tr>
+      <w:tr>
+        <w:tc>
+          <w:tcPr>
+            <w:tcW w:type="dxa" w:w="2880"/>
+          </w:tcPr>
+          <w:p>
+            <w:r/>
+            <w:r>
+              <w:rPr>
+                <w:rFonts w:ascii="Consolas" w:hAnsi="Consolas"/>
+                <w:b w:val="0"/>
+                <w:i w:val="0"/>
+                <w:sz w:val="19"/>
+              </w:rPr>
+              <w:t>pop()</w:t>
+            </w:r>
+          </w:p>
+        </w:tc>
+        <w:tc>
+          <w:tcPr>
+            <w:tcW w:type="dxa" w:w="2880"/>
+          </w:tcPr>
+          <w:p>
+            <w:r/>
+          </w:p>
+        </w:tc>
+        <w:tc>
+          <w:tcPr>
+            <w:tcW w:type="dxa" w:w="2880"/>
+          </w:tcPr>
+          <w:p>
+            <w:r/>
+          </w:p>
+        </w:tc>
+      </w:tr>
+      <w:tr>
+        <w:tc>
+          <w:tcPr>
+            <w:tcW w:type="dxa" w:w="2880"/>
+          </w:tcPr>
+          <w:p>
+            <w:r/>
+            <w:r>
+              <w:rPr>
+                <w:rFonts w:ascii="Consolas" w:hAnsi="Consolas"/>
+                <w:b w:val="0"/>
+                <w:i w:val="0"/>
+                <w:sz w:val="19"/>
+              </w:rPr>
+              <w:t>pop()</w:t>
+            </w:r>
+          </w:p>
+        </w:tc>
+        <w:tc>
+          <w:tcPr>
+            <w:tcW w:type="dxa" w:w="2880"/>
+          </w:tcPr>
+          <w:p>
+            <w:r/>
+          </w:p>
+        </w:tc>
+        <w:tc>
+          <w:tcPr>
+            <w:tcW w:type="dxa" w:w="2880"/>
+          </w:tcPr>
+          <w:p>
+            <w:r/>
+          </w:p>
+        </w:tc>
+      </w:tr>
+      <w:tr>
+        <w:tc>
+          <w:tcPr>
+            <w:tcW w:type="dxa" w:w="2880"/>
+          </w:tcPr>
+          <w:p>
+            <w:r/>
+            <w:r>
+              <w:rPr>
+                <w:rFonts w:ascii="Consolas" w:hAnsi="Consolas"/>
+                <w:b w:val="0"/>
+                <w:i w:val="0"/>
+                <w:sz w:val="19"/>
+              </w:rPr>
+              <w:t>push(1)</w:t>
+            </w:r>
+          </w:p>
+        </w:tc>
+        <w:tc>
+          <w:tcPr>
+            <w:tcW w:type="dxa" w:w="2880"/>
+          </w:tcPr>
+          <w:p>
+            <w:r/>
+          </w:p>
+        </w:tc>
+        <w:tc>
+          <w:tcPr>
+            <w:tcW w:type="dxa" w:w="2880"/>
+          </w:tcPr>
+          <w:p>
+            <w:r/>
           </w:p>
         </w:tc>
       </w:tr>
@@ -131,112 +443,297 @@
     <w:p>
       <w:r>
         <w:rPr>
-          <w:rFonts w:ascii="Consolas" w:hAnsi="Consolas"/>
           <w:b w:val="0"/>
           <w:i w:val="0"/>
-          <w:sz w:val="19"/>
         </w:rPr>
-        <w:t>push(8)</w:t>
+        <w:t xml:space="preserve">(b) Complete the table for the queue. Write the contents </w:t>
+      </w:r>
+      <w:r>
+        <w:rPr>
+          <w:b/>
+          <w:i w:val="0"/>
+        </w:rPr>
+        <w:t>front first</w:t>
       </w:r>
       <w:r>
         <w:rPr>
           <w:b w:val="0"/>
           <w:i w:val="0"/>
         </w:rPr>
-        <w:t xml:space="preserve">, </w:t>
+        <w:t xml:space="preserve">; write — where no value is dequeued. </w:t>
       </w:r>
       <w:r>
         <w:rPr>
-          <w:rFonts w:ascii="Consolas" w:hAnsi="Consolas"/>
-          <w:b w:val="0"/>
+          <w:b/>
           <w:i w:val="0"/>
-          <w:sz w:val="19"/>
         </w:rPr>
-        <w:t>push(3)</w:t>
+        <w:t>[2]</w:t>
       </w:r>
       <w:r>
         <w:rPr>
           <w:b w:val="0"/>
           <w:i w:val="0"/>
         </w:rPr>
-        <w:t xml:space="preserve">, </w:t>
-      </w:r>
-      <w:r>
-        <w:rPr>
-          <w:rFonts w:ascii="Consolas" w:hAnsi="Consolas"/>
-          <w:b w:val="0"/>
-          <w:i w:val="0"/>
-          <w:sz w:val="19"/>
-        </w:rPr>
-        <w:t>push(6)</w:t>
+        <w:t xml:space="preserve"> </w:t>
       </w:r>
       <w:r>
         <w:rPr>
           <w:b w:val="0"/>
-          <w:i w:val="0"/>
+          <w:i/>
         </w:rPr>
-        <w:t xml:space="preserve">, </w:t>
-      </w:r>
-      <w:r>
-        <w:rPr>
-          <w:rFonts w:ascii="Consolas" w:hAnsi="Consolas"/>
-          <w:b w:val="0"/>
-          <w:i w:val="0"/>
-          <w:sz w:val="19"/>
-        </w:rPr>
-        <w:t>pop()</w:t>
-      </w:r>
-      <w:r>
-        <w:rPr>
-          <w:b w:val="0"/>
-          <w:i w:val="0"/>
-        </w:rPr>
-        <w:t xml:space="preserve">, </w:t>
-      </w:r>
-      <w:r>
-        <w:rPr>
-          <w:rFonts w:ascii="Consolas" w:hAnsi="Consolas"/>
-          <w:b w:val="0"/>
-          <w:i w:val="0"/>
-          <w:sz w:val="19"/>
-        </w:rPr>
-        <w:t>pop()</w:t>
-      </w:r>
-      <w:r>
-        <w:rPr>
-          <w:b w:val="0"/>
-          <w:i w:val="0"/>
-        </w:rPr>
-        <w:t xml:space="preserve">, </w:t>
-      </w:r>
-      <w:r>
-        <w:rPr>
-          <w:rFonts w:ascii="Consolas" w:hAnsi="Consolas"/>
-          <w:b w:val="0"/>
-          <w:i w:val="0"/>
-          <w:sz w:val="19"/>
-        </w:rPr>
-        <w:t>push(1)</w:t>
+        <w:t>(AO2)</w:t>
       </w:r>
     </w:p>
-    <w:p>
-      <w:r>
-        <w:rPr>
-          <w:b w:val="0"/>
-          <w:i w:val="0"/>
-        </w:rPr>
-        <w:t>Working space (show the stack after each operation):</w:t>
-      </w:r>
-    </w:p>
-    <w:p>
-      <w:r>
-        <w:rPr>
-          <w:b w:val="0"/>
-          <w:i w:val="0"/>
-        </w:rPr>
-        <w:t>Values popped (in order): __________   Final stack (top → bottom): __________</w:t>
-      </w:r>
-    </w:p>
+    <w:tbl>
+      <w:tblPr>
+        <w:tblStyle w:val="TableGrid"/>
+        <w:tblW w:type="auto" w:w="0"/>
+        <w:tblLook w:firstColumn="1" w:firstRow="1" w:lastColumn="0" w:lastRow="0" w:noHBand="0" w:noVBand="1" w:val="04A0"/>
+      </w:tblPr>
+      <w:tblGrid>
+        <w:gridCol w:w="2880"/>
+        <w:gridCol w:w="2880"/>
+        <w:gridCol w:w="2880"/>
+      </w:tblGrid>
+      <w:tr>
+        <w:tc>
+          <w:tcPr>
+            <w:tcW w:type="dxa" w:w="2880"/>
+            <w:shd w:fill="D9E2F3"/>
+          </w:tcPr>
+          <w:p>
+            <w:r>
+              <w:rPr>
+                <w:b/>
+              </w:rPr>
+            </w:r>
+            <w:r>
+              <w:rPr>
+                <w:b/>
+                <w:i w:val="0"/>
+              </w:rPr>
+              <w:t>Operation</w:t>
+            </w:r>
+          </w:p>
+        </w:tc>
+        <w:tc>
+          <w:tcPr>
+            <w:tcW w:type="dxa" w:w="2880"/>
+            <w:shd w:fill="D9E2F3"/>
+          </w:tcPr>
+          <w:p>
+            <w:r>
+              <w:rPr>
+                <w:b/>
+              </w:rPr>
+            </w:r>
+            <w:r>
+              <w:rPr>
+                <w:b/>
+                <w:i w:val="0"/>
+              </w:rPr>
+              <w:t>Queue after the operation (front first)</w:t>
+            </w:r>
+          </w:p>
+        </w:tc>
+        <w:tc>
+          <w:tcPr>
+            <w:tcW w:type="dxa" w:w="2880"/>
+            <w:shd w:fill="D9E2F3"/>
+          </w:tcPr>
+          <w:p>
+            <w:r>
+              <w:rPr>
+                <w:b/>
+              </w:rPr>
+            </w:r>
+            <w:r>
+              <w:rPr>
+                <w:b/>
+                <w:i w:val="0"/>
+              </w:rPr>
+              <w:t>Value dequeued</w:t>
+            </w:r>
+          </w:p>
+        </w:tc>
+      </w:tr>
+      <w:tr>
+        <w:tc>
+          <w:tcPr>
+            <w:tcW w:type="dxa" w:w="2880"/>
+          </w:tcPr>
+          <w:p>
+            <w:r/>
+            <w:r>
+              <w:rPr>
+                <w:rFonts w:ascii="Consolas" w:hAnsi="Consolas"/>
+                <w:b w:val="0"/>
+                <w:i w:val="0"/>
+                <w:sz w:val="19"/>
+              </w:rPr>
+              <w:t>enqueue(4)</w:t>
+            </w:r>
+          </w:p>
+        </w:tc>
+        <w:tc>
+          <w:tcPr>
+            <w:tcW w:type="dxa" w:w="2880"/>
+          </w:tcPr>
+          <w:p>
+            <w:r/>
+          </w:p>
+        </w:tc>
+        <w:tc>
+          <w:tcPr>
+            <w:tcW w:type="dxa" w:w="2880"/>
+          </w:tcPr>
+          <w:p>
+            <w:r/>
+          </w:p>
+        </w:tc>
+      </w:tr>
+      <w:tr>
+        <w:tc>
+          <w:tcPr>
+            <w:tcW w:type="dxa" w:w="2880"/>
+          </w:tcPr>
+          <w:p>
+            <w:r/>
+            <w:r>
+              <w:rPr>
+                <w:rFonts w:ascii="Consolas" w:hAnsi="Consolas"/>
+                <w:b w:val="0"/>
+                <w:i w:val="0"/>
+                <w:sz w:val="19"/>
+              </w:rPr>
+              <w:t>enqueue(9)</w:t>
+            </w:r>
+          </w:p>
+        </w:tc>
+        <w:tc>
+          <w:tcPr>
+            <w:tcW w:type="dxa" w:w="2880"/>
+          </w:tcPr>
+          <w:p>
+            <w:r/>
+          </w:p>
+        </w:tc>
+        <w:tc>
+          <w:tcPr>
+            <w:tcW w:type="dxa" w:w="2880"/>
+          </w:tcPr>
+          <w:p>
+            <w:r/>
+          </w:p>
+        </w:tc>
+      </w:tr>
+      <w:tr>
+        <w:tc>
+          <w:tcPr>
+            <w:tcW w:type="dxa" w:w="2880"/>
+          </w:tcPr>
+          <w:p>
+            <w:r/>
+            <w:r>
+              <w:rPr>
+                <w:rFonts w:ascii="Consolas" w:hAnsi="Consolas"/>
+                <w:b w:val="0"/>
+                <w:i w:val="0"/>
+                <w:sz w:val="19"/>
+              </w:rPr>
+              <w:t>dequeue()</w:t>
+            </w:r>
+          </w:p>
+        </w:tc>
+        <w:tc>
+          <w:tcPr>
+            <w:tcW w:type="dxa" w:w="2880"/>
+          </w:tcPr>
+          <w:p>
+            <w:r/>
+          </w:p>
+        </w:tc>
+        <w:tc>
+          <w:tcPr>
+            <w:tcW w:type="dxa" w:w="2880"/>
+          </w:tcPr>
+          <w:p>
+            <w:r/>
+          </w:p>
+        </w:tc>
+      </w:tr>
+      <w:tr>
+        <w:tc>
+          <w:tcPr>
+            <w:tcW w:type="dxa" w:w="2880"/>
+          </w:tcPr>
+          <w:p>
+            <w:r/>
+            <w:r>
+              <w:rPr>
+                <w:rFonts w:ascii="Consolas" w:hAnsi="Consolas"/>
+                <w:b w:val="0"/>
+                <w:i w:val="0"/>
+                <w:sz w:val="19"/>
+              </w:rPr>
+              <w:t>enqueue(2)</w:t>
+            </w:r>
+          </w:p>
+        </w:tc>
+        <w:tc>
+          <w:tcPr>
+            <w:tcW w:type="dxa" w:w="2880"/>
+          </w:tcPr>
+          <w:p>
+            <w:r/>
+          </w:p>
+        </w:tc>
+        <w:tc>
+          <w:tcPr>
+            <w:tcW w:type="dxa" w:w="2880"/>
+          </w:tcPr>
+          <w:p>
+            <w:r/>
+          </w:p>
+        </w:tc>
+      </w:tr>
+      <w:tr>
+        <w:tc>
+          <w:tcPr>
+            <w:tcW w:type="dxa" w:w="2880"/>
+          </w:tcPr>
+          <w:p>
+            <w:r/>
+            <w:r>
+              <w:rPr>
+                <w:rFonts w:ascii="Consolas" w:hAnsi="Consolas"/>
+                <w:b w:val="0"/>
+                <w:i w:val="0"/>
+                <w:sz w:val="19"/>
+              </w:rPr>
+              <w:t>dequeue()</w:t>
+            </w:r>
+          </w:p>
+        </w:tc>
+        <w:tc>
+          <w:tcPr>
+            <w:tcW w:type="dxa" w:w="2880"/>
+          </w:tcPr>
+          <w:p>
+            <w:r/>
+          </w:p>
+        </w:tc>
+        <w:tc>
+          <w:tcPr>
+            <w:tcW w:type="dxa" w:w="2880"/>
+          </w:tcPr>
+          <w:p>
+            <w:r/>
+          </w:p>
+        </w:tc>
+      </w:tr>
+    </w:tbl>
+    <w:p/>
     <w:p>
       <w:r>
         <w:rPr>
@@ -264,7 +761,7 @@
           <w:b w:val="0"/>
           <w:i w:val="0"/>
         </w:rPr>
-        <w:t xml:space="preserve"> stores these values in this order: </w:t>
+        <w:t xml:space="preserve"> stores the values </w:t>
       </w:r>
       <w:r>
         <w:rPr>
@@ -280,7 +777,21 @@
           <w:b w:val="0"/>
           <w:i w:val="0"/>
         </w:rPr>
-        <w:t xml:space="preserve">. Each node stores a data value and a pointer to the next node. Describe the steps needed to insert a new node containing the value </w:t>
+        <w:t xml:space="preserve">. The table below shows how it is held in memory; the start pointer holds </w:t>
+      </w:r>
+      <w:r>
+        <w:rPr>
+          <w:b/>
+          <w:i w:val="0"/>
+        </w:rPr>
+        <w:t>100</w:t>
+      </w:r>
+      <w:r>
+        <w:rPr>
+          <w:b w:val="0"/>
+          <w:i w:val="0"/>
+        </w:rPr>
+        <w:t xml:space="preserve">. A new node containing </w:t>
       </w:r>
       <w:r>
         <w:rPr>
@@ -294,21 +805,65 @@
           <w:b w:val="0"/>
           <w:i w:val="0"/>
         </w:rPr>
-        <w:t xml:space="preserve"> between 12 and 20, referring to the </w:t>
+        <w:t xml:space="preserve"> is inserted between 12 and 20, using the free node at address </w:t>
       </w:r>
       <w:r>
         <w:rPr>
           <w:b/>
           <w:i w:val="0"/>
         </w:rPr>
-        <w:t>pointers</w:t>
+        <w:t>400</w:t>
       </w:r>
       <w:r>
         <w:rPr>
           <w:b w:val="0"/>
           <w:i w:val="0"/>
         </w:rPr>
-        <w:t xml:space="preserve"> that must be created or changed. </w:t>
+        <w:t xml:space="preserve">. Complete the </w:t>
+      </w:r>
+      <w:r>
+        <w:rPr>
+          <w:b/>
+          <w:i w:val="0"/>
+        </w:rPr>
+        <w:t>After</w:t>
+      </w:r>
+      <w:r>
+        <w:rPr>
+          <w:b w:val="0"/>
+          <w:i w:val="0"/>
+        </w:rPr>
+        <w:t xml:space="preserve"> table, filling in </w:t>
+      </w:r>
+      <w:r>
+        <w:rPr>
+          <w:b/>
+          <w:i w:val="0"/>
+        </w:rPr>
+        <w:t>every</w:t>
+      </w:r>
+      <w:r>
+        <w:rPr>
+          <w:b w:val="0"/>
+          <w:i w:val="0"/>
+        </w:rPr>
+        <w:t xml:space="preserve"> Data and Next cell (write </w:t>
+      </w:r>
+      <w:r>
+        <w:rPr>
+          <w:rFonts w:ascii="Consolas" w:hAnsi="Consolas"/>
+          <w:b w:val="0"/>
+          <w:i w:val="0"/>
+          <w:sz w:val="19"/>
+        </w:rPr>
+        <w:t>null</w:t>
+      </w:r>
+      <w:r>
+        <w:rPr>
+          <w:b w:val="0"/>
+          <w:i w:val="0"/>
+        </w:rPr>
+        <w:t xml:space="preserve"> for an empty pointer). The start pointer is unchanged. </w:t>
       </w:r>
       <w:r>
         <w:rPr>
@@ -332,6 +887,15 @@
         <w:t>(AO2)</w:t>
       </w:r>
     </w:p>
+    <w:p>
+      <w:r>
+        <w:rPr>
+          <w:b w:val="0"/>
+          <w:i w:val="0"/>
+        </w:rPr>
+        <w:t>Before the insertion:</w:t>
+      </w:r>
+    </w:p>
     <w:tbl>
       <w:tblPr>
         <w:tblStyle w:val="TableGrid"/>
@@ -339,20 +903,257 @@
         <w:tblLook w:firstColumn="1" w:firstRow="1" w:lastColumn="0" w:lastRow="0" w:noHBand="0" w:noVBand="1" w:val="04A0"/>
       </w:tblPr>
       <w:tblGrid>
-        <w:gridCol w:w="8640"/>
+        <w:gridCol w:w="2880"/>
+        <w:gridCol w:w="2880"/>
+        <w:gridCol w:w="2880"/>
       </w:tblGrid>
       <w:tr>
-        <w:trPr>
-          <w:trHeight w:val="1360" w:hRule="atLeast"/>
-        </w:trPr>
         <w:tc>
           <w:tcPr>
-            <w:tcW w:type="dxa" w:w="8640"/>
+            <w:tcW w:type="dxa" w:w="2880"/>
+            <w:shd w:fill="D9E2F3"/>
           </w:tcPr>
           <w:p>
-            <w:pPr>
-              <w:spacing w:before="40"/>
-            </w:pPr>
+            <w:r>
+              <w:rPr>
+                <w:b/>
+              </w:rPr>
+            </w:r>
+            <w:r>
+              <w:rPr>
+                <w:b/>
+                <w:i w:val="0"/>
+              </w:rPr>
+              <w:t>Address</w:t>
+            </w:r>
+          </w:p>
+        </w:tc>
+        <w:tc>
+          <w:tcPr>
+            <w:tcW w:type="dxa" w:w="2880"/>
+            <w:shd w:fill="D9E2F3"/>
+          </w:tcPr>
+          <w:p>
+            <w:r>
+              <w:rPr>
+                <w:b/>
+              </w:rPr>
+            </w:r>
+            <w:r>
+              <w:rPr>
+                <w:b/>
+                <w:i w:val="0"/>
+              </w:rPr>
+              <w:t>Data</w:t>
+            </w:r>
+          </w:p>
+        </w:tc>
+        <w:tc>
+          <w:tcPr>
+            <w:tcW w:type="dxa" w:w="2880"/>
+            <w:shd w:fill="D9E2F3"/>
+          </w:tcPr>
+          <w:p>
+            <w:r>
+              <w:rPr>
+                <w:b/>
+              </w:rPr>
+            </w:r>
+            <w:r>
+              <w:rPr>
+                <w:b/>
+                <w:i w:val="0"/>
+              </w:rPr>
+              <w:t>Next</w:t>
+            </w:r>
+          </w:p>
+        </w:tc>
+      </w:tr>
+      <w:tr>
+        <w:tc>
+          <w:tcPr>
+            <w:tcW w:type="dxa" w:w="2880"/>
+          </w:tcPr>
+          <w:p>
+            <w:r/>
+            <w:r>
+              <w:rPr>
+                <w:b w:val="0"/>
+                <w:i w:val="0"/>
+              </w:rPr>
+              <w:t>100</w:t>
+            </w:r>
+          </w:p>
+        </w:tc>
+        <w:tc>
+          <w:tcPr>
+            <w:tcW w:type="dxa" w:w="2880"/>
+          </w:tcPr>
+          <w:p>
+            <w:r/>
+            <w:r>
+              <w:rPr>
+                <w:b w:val="0"/>
+                <w:i w:val="0"/>
+              </w:rPr>
+              <w:t>5</w:t>
+            </w:r>
+          </w:p>
+        </w:tc>
+        <w:tc>
+          <w:tcPr>
+            <w:tcW w:type="dxa" w:w="2880"/>
+          </w:tcPr>
+          <w:p>
+            <w:r/>
+            <w:r>
+              <w:rPr>
+                <w:b w:val="0"/>
+                <w:i w:val="0"/>
+              </w:rPr>
+              <w:t>200</w:t>
+            </w:r>
+          </w:p>
+        </w:tc>
+      </w:tr>
+      <w:tr>
+        <w:tc>
+          <w:tcPr>
+            <w:tcW w:type="dxa" w:w="2880"/>
+          </w:tcPr>
+          <w:p>
+            <w:r/>
+            <w:r>
+              <w:rPr>
+                <w:b w:val="0"/>
+                <w:i w:val="0"/>
+              </w:rPr>
+              <w:t>200</w:t>
+            </w:r>
+          </w:p>
+        </w:tc>
+        <w:tc>
+          <w:tcPr>
+            <w:tcW w:type="dxa" w:w="2880"/>
+          </w:tcPr>
+          <w:p>
+            <w:r/>
+            <w:r>
+              <w:rPr>
+                <w:b w:val="0"/>
+                <w:i w:val="0"/>
+              </w:rPr>
+              <w:t>12</w:t>
+            </w:r>
+          </w:p>
+        </w:tc>
+        <w:tc>
+          <w:tcPr>
+            <w:tcW w:type="dxa" w:w="2880"/>
+          </w:tcPr>
+          <w:p>
+            <w:r/>
+            <w:r>
+              <w:rPr>
+                <w:b w:val="0"/>
+                <w:i w:val="0"/>
+              </w:rPr>
+              <w:t>300</w:t>
+            </w:r>
+          </w:p>
+        </w:tc>
+      </w:tr>
+      <w:tr>
+        <w:tc>
+          <w:tcPr>
+            <w:tcW w:type="dxa" w:w="2880"/>
+          </w:tcPr>
+          <w:p>
+            <w:r/>
+            <w:r>
+              <w:rPr>
+                <w:b w:val="0"/>
+                <w:i w:val="0"/>
+              </w:rPr>
+              <w:t>300</w:t>
+            </w:r>
+          </w:p>
+        </w:tc>
+        <w:tc>
+          <w:tcPr>
+            <w:tcW w:type="dxa" w:w="2880"/>
+          </w:tcPr>
+          <w:p>
+            <w:r/>
+            <w:r>
+              <w:rPr>
+                <w:b w:val="0"/>
+                <w:i w:val="0"/>
+              </w:rPr>
+              <w:t>20</w:t>
+            </w:r>
+          </w:p>
+        </w:tc>
+        <w:tc>
+          <w:tcPr>
+            <w:tcW w:type="dxa" w:w="2880"/>
+          </w:tcPr>
+          <w:p>
+            <w:r/>
+            <w:r>
+              <w:rPr>
+                <w:b w:val="0"/>
+                <w:i w:val="0"/>
+              </w:rPr>
+              <w:t>null</w:t>
+            </w:r>
+          </w:p>
+        </w:tc>
+      </w:tr>
+      <w:tr>
+        <w:tc>
+          <w:tcPr>
+            <w:tcW w:type="dxa" w:w="2880"/>
+          </w:tcPr>
+          <w:p>
+            <w:r/>
+            <w:r>
+              <w:rPr>
+                <w:b w:val="0"/>
+                <w:i w:val="0"/>
+              </w:rPr>
+              <w:t>400</w:t>
+            </w:r>
+          </w:p>
+        </w:tc>
+        <w:tc>
+          <w:tcPr>
+            <w:tcW w:type="dxa" w:w="2880"/>
+          </w:tcPr>
+          <w:p>
+            <w:r/>
+            <w:r>
+              <w:rPr>
+                <w:b w:val="0"/>
+                <w:i w:val="0"/>
+              </w:rPr>
+              <w:t>(free)</w:t>
+            </w:r>
+          </w:p>
+        </w:tc>
+        <w:tc>
+          <w:tcPr>
+            <w:tcW w:type="dxa" w:w="2880"/>
+          </w:tcPr>
+          <w:p>
+            <w:r/>
+            <w:r>
+              <w:rPr>
+                <w:b w:val="0"/>
+                <w:i w:val="0"/>
+              </w:rPr>
+              <w:t>—</w:t>
+            </w:r>
           </w:p>
         </w:tc>
       </w:tr>
@@ -364,9 +1165,216 @@
           <w:b w:val="0"/>
           <w:i w:val="0"/>
         </w:rPr>
-        <w:t>Working space:</w:t>
+        <w:t>After the insertion:</w:t>
       </w:r>
     </w:p>
+    <w:tbl>
+      <w:tblPr>
+        <w:tblStyle w:val="TableGrid"/>
+        <w:tblW w:type="auto" w:w="0"/>
+        <w:tblLook w:firstColumn="1" w:firstRow="1" w:lastColumn="0" w:lastRow="0" w:noHBand="0" w:noVBand="1" w:val="04A0"/>
+      </w:tblPr>
+      <w:tblGrid>
+        <w:gridCol w:w="2880"/>
+        <w:gridCol w:w="2880"/>
+        <w:gridCol w:w="2880"/>
+      </w:tblGrid>
+      <w:tr>
+        <w:tc>
+          <w:tcPr>
+            <w:tcW w:type="dxa" w:w="2880"/>
+            <w:shd w:fill="D9E2F3"/>
+          </w:tcPr>
+          <w:p>
+            <w:r>
+              <w:rPr>
+                <w:b/>
+              </w:rPr>
+            </w:r>
+            <w:r>
+              <w:rPr>
+                <w:b/>
+                <w:i w:val="0"/>
+              </w:rPr>
+              <w:t>Address</w:t>
+            </w:r>
+          </w:p>
+        </w:tc>
+        <w:tc>
+          <w:tcPr>
+            <w:tcW w:type="dxa" w:w="2880"/>
+            <w:shd w:fill="D9E2F3"/>
+          </w:tcPr>
+          <w:p>
+            <w:r>
+              <w:rPr>
+                <w:b/>
+              </w:rPr>
+            </w:r>
+            <w:r>
+              <w:rPr>
+                <w:b/>
+                <w:i w:val="0"/>
+              </w:rPr>
+              <w:t>Data</w:t>
+            </w:r>
+          </w:p>
+        </w:tc>
+        <w:tc>
+          <w:tcPr>
+            <w:tcW w:type="dxa" w:w="2880"/>
+            <w:shd w:fill="D9E2F3"/>
+          </w:tcPr>
+          <w:p>
+            <w:r>
+              <w:rPr>
+                <w:b/>
+              </w:rPr>
+            </w:r>
+            <w:r>
+              <w:rPr>
+                <w:b/>
+                <w:i w:val="0"/>
+              </w:rPr>
+              <w:t>Next</w:t>
+            </w:r>
+          </w:p>
+        </w:tc>
+      </w:tr>
+      <w:tr>
+        <w:tc>
+          <w:tcPr>
+            <w:tcW w:type="dxa" w:w="2880"/>
+          </w:tcPr>
+          <w:p>
+            <w:r/>
+            <w:r>
+              <w:rPr>
+                <w:b w:val="0"/>
+                <w:i w:val="0"/>
+              </w:rPr>
+              <w:t>100</w:t>
+            </w:r>
+          </w:p>
+        </w:tc>
+        <w:tc>
+          <w:tcPr>
+            <w:tcW w:type="dxa" w:w="2880"/>
+          </w:tcPr>
+          <w:p>
+            <w:r/>
+          </w:p>
+        </w:tc>
+        <w:tc>
+          <w:tcPr>
+            <w:tcW w:type="dxa" w:w="2880"/>
+          </w:tcPr>
+          <w:p>
+            <w:r/>
+          </w:p>
+        </w:tc>
+      </w:tr>
+      <w:tr>
+        <w:tc>
+          <w:tcPr>
+            <w:tcW w:type="dxa" w:w="2880"/>
+          </w:tcPr>
+          <w:p>
+            <w:r/>
+            <w:r>
+              <w:rPr>
+                <w:b w:val="0"/>
+                <w:i w:val="0"/>
+              </w:rPr>
+              <w:t>200</w:t>
+            </w:r>
+          </w:p>
+        </w:tc>
+        <w:tc>
+          <w:tcPr>
+            <w:tcW w:type="dxa" w:w="2880"/>
+          </w:tcPr>
+          <w:p>
+            <w:r/>
+          </w:p>
+        </w:tc>
+        <w:tc>
+          <w:tcPr>
+            <w:tcW w:type="dxa" w:w="2880"/>
+          </w:tcPr>
+          <w:p>
+            <w:r/>
+          </w:p>
+        </w:tc>
+      </w:tr>
+      <w:tr>
+        <w:tc>
+          <w:tcPr>
+            <w:tcW w:type="dxa" w:w="2880"/>
+          </w:tcPr>
+          <w:p>
+            <w:r/>
+            <w:r>
+              <w:rPr>
+                <w:b w:val="0"/>
+                <w:i w:val="0"/>
+              </w:rPr>
+              <w:t>300</w:t>
+            </w:r>
+          </w:p>
+        </w:tc>
+        <w:tc>
+          <w:tcPr>
+            <w:tcW w:type="dxa" w:w="2880"/>
+          </w:tcPr>
+          <w:p>
+            <w:r/>
+          </w:p>
+        </w:tc>
+        <w:tc>
+          <w:tcPr>
+            <w:tcW w:type="dxa" w:w="2880"/>
+          </w:tcPr>
+          <w:p>
+            <w:r/>
+          </w:p>
+        </w:tc>
+      </w:tr>
+      <w:tr>
+        <w:tc>
+          <w:tcPr>
+            <w:tcW w:type="dxa" w:w="2880"/>
+          </w:tcPr>
+          <w:p>
+            <w:r/>
+            <w:r>
+              <w:rPr>
+                <w:b w:val="0"/>
+                <w:i w:val="0"/>
+              </w:rPr>
+              <w:t>400</w:t>
+            </w:r>
+          </w:p>
+        </w:tc>
+        <w:tc>
+          <w:tcPr>
+            <w:tcW w:type="dxa" w:w="2880"/>
+          </w:tcPr>
+          <w:p>
+            <w:r/>
+          </w:p>
+        </w:tc>
+        <w:tc>
+          <w:tcPr>
+            <w:tcW w:type="dxa" w:w="2880"/>
+          </w:tcPr>
+          <w:p>
+            <w:r/>
+          </w:p>
+        </w:tc>
+      </w:tr>
+    </w:tbl>
+    <w:p/>
     <w:p>
       <w:r>
         <w:rPr>
@@ -408,93 +1416,16 @@
           <w:b w:val="0"/>
           <w:i w:val="0"/>
         </w:rPr>
-        <w:t xml:space="preserve">. Draw the resulting tree. </w:t>
-      </w:r>
-      <w:r>
-        <w:rPr>
-          <w:b/>
-          <w:i w:val="0"/>
-        </w:rPr>
-        <w:t>[3]</w:t>
-      </w:r>
-      <w:r>
-        <w:rPr>
-          <w:b w:val="0"/>
-          <w:i w:val="0"/>
-        </w:rPr>
-        <w:t xml:space="preserve"> </w:t>
-      </w:r>
-      <w:r>
-        <w:rPr>
-          <w:b w:val="0"/>
-          <w:i/>
-        </w:rPr>
-        <w:t>(AO2)</w:t>
+        <w:t>.</w:t>
       </w:r>
     </w:p>
-    <w:tbl>
-      <w:tblPr>
-        <w:tblStyle w:val="TableGrid"/>
-        <w:tblW w:type="auto" w:w="0"/>
-        <w:tblLook w:firstColumn="1" w:firstRow="1" w:lastColumn="0" w:lastRow="0" w:noHBand="0" w:noVBand="1" w:val="04A0"/>
-      </w:tblPr>
-      <w:tblGrid>
-        <w:gridCol w:w="8640"/>
-      </w:tblGrid>
-      <w:tr>
-        <w:trPr>
-          <w:trHeight w:val="1360" w:hRule="atLeast"/>
-        </w:trPr>
-        <w:tc>
-          <w:tcPr>
-            <w:tcW w:type="dxa" w:w="8640"/>
-          </w:tcPr>
-          <w:p>
-            <w:pPr>
-              <w:spacing w:before="40"/>
-            </w:pPr>
-          </w:p>
-        </w:tc>
-      </w:tr>
-    </w:tbl>
-    <w:p/>
     <w:p>
       <w:r>
         <w:rPr>
           <w:b w:val="0"/>
           <w:i w:val="0"/>
         </w:rPr>
-        <w:t>Working space:</w:t>
-      </w:r>
-    </w:p>
-    <w:p>
-      <w:r>
-        <w:rPr>
-          <w:b/>
-          <w:i w:val="0"/>
-        </w:rPr>
-        <w:t>4.</w:t>
-      </w:r>
-      <w:r>
-        <w:rPr>
-          <w:b w:val="0"/>
-          <w:i w:val="0"/>
-        </w:rPr>
-        <w:t xml:space="preserve"> Give the </w:t>
-      </w:r>
-      <w:r>
-        <w:rPr>
-          <w:b/>
-          <w:i w:val="0"/>
-        </w:rPr>
-        <w:t>in-order</w:t>
-      </w:r>
-      <w:r>
-        <w:rPr>
-          <w:b w:val="0"/>
-          <w:i w:val="0"/>
-        </w:rPr>
-        <w:t xml:space="preserve"> traversal of the binary search tree you drew in Question 3, and state what is special about the sequence produced. </w:t>
+        <w:t xml:space="preserve">(a) Complete the table to show where each value is placed. The root row has been done for you. </w:t>
       </w:r>
       <w:r>
         <w:rPr>
@@ -525,11 +1456,342 @@
         <w:tblLook w:firstColumn="1" w:firstRow="1" w:lastColumn="0" w:lastRow="0" w:noHBand="0" w:noVBand="1" w:val="04A0"/>
       </w:tblPr>
       <w:tblGrid>
+        <w:gridCol w:w="2880"/>
+        <w:gridCol w:w="2880"/>
+        <w:gridCol w:w="2880"/>
+      </w:tblGrid>
+      <w:tr>
+        <w:tc>
+          <w:tcPr>
+            <w:tcW w:type="dxa" w:w="2880"/>
+            <w:shd w:fill="D9E2F3"/>
+          </w:tcPr>
+          <w:p>
+            <w:r>
+              <w:rPr>
+                <w:b/>
+              </w:rPr>
+            </w:r>
+            <w:r>
+              <w:rPr>
+                <w:b/>
+                <w:i w:val="0"/>
+              </w:rPr>
+              <w:t>Value</w:t>
+            </w:r>
+          </w:p>
+        </w:tc>
+        <w:tc>
+          <w:tcPr>
+            <w:tcW w:type="dxa" w:w="2880"/>
+            <w:shd w:fill="D9E2F3"/>
+          </w:tcPr>
+          <w:p>
+            <w:r>
+              <w:rPr>
+                <w:b/>
+              </w:rPr>
+            </w:r>
+            <w:r>
+              <w:rPr>
+                <w:b/>
+                <w:i w:val="0"/>
+              </w:rPr>
+              <w:t>Parent node</w:t>
+            </w:r>
+          </w:p>
+        </w:tc>
+        <w:tc>
+          <w:tcPr>
+            <w:tcW w:type="dxa" w:w="2880"/>
+            <w:shd w:fill="D9E2F3"/>
+          </w:tcPr>
+          <w:p>
+            <w:r>
+              <w:rPr>
+                <w:b/>
+              </w:rPr>
+            </w:r>
+            <w:r>
+              <w:rPr>
+                <w:b/>
+                <w:i w:val="0"/>
+              </w:rPr>
+              <w:t>Left or right child of its parent?</w:t>
+            </w:r>
+          </w:p>
+        </w:tc>
+      </w:tr>
+      <w:tr>
+        <w:tc>
+          <w:tcPr>
+            <w:tcW w:type="dxa" w:w="2880"/>
+          </w:tcPr>
+          <w:p>
+            <w:r/>
+            <w:r>
+              <w:rPr>
+                <w:b w:val="0"/>
+                <w:i w:val="0"/>
+              </w:rPr>
+              <w:t>40</w:t>
+            </w:r>
+          </w:p>
+        </w:tc>
+        <w:tc>
+          <w:tcPr>
+            <w:tcW w:type="dxa" w:w="2880"/>
+          </w:tcPr>
+          <w:p>
+            <w:r/>
+            <w:r>
+              <w:rPr>
+                <w:b w:val="0"/>
+                <w:i w:val="0"/>
+              </w:rPr>
+              <w:t>— (root)</w:t>
+            </w:r>
+          </w:p>
+        </w:tc>
+        <w:tc>
+          <w:tcPr>
+            <w:tcW w:type="dxa" w:w="2880"/>
+          </w:tcPr>
+          <w:p>
+            <w:r/>
+            <w:r>
+              <w:rPr>
+                <w:b w:val="0"/>
+                <w:i w:val="0"/>
+              </w:rPr>
+              <w:t>—</w:t>
+            </w:r>
+          </w:p>
+        </w:tc>
+      </w:tr>
+      <w:tr>
+        <w:tc>
+          <w:tcPr>
+            <w:tcW w:type="dxa" w:w="2880"/>
+          </w:tcPr>
+          <w:p>
+            <w:r/>
+            <w:r>
+              <w:rPr>
+                <w:b w:val="0"/>
+                <w:i w:val="0"/>
+              </w:rPr>
+              <w:t>60</w:t>
+            </w:r>
+          </w:p>
+        </w:tc>
+        <w:tc>
+          <w:tcPr>
+            <w:tcW w:type="dxa" w:w="2880"/>
+          </w:tcPr>
+          <w:p>
+            <w:r/>
+          </w:p>
+        </w:tc>
+        <w:tc>
+          <w:tcPr>
+            <w:tcW w:type="dxa" w:w="2880"/>
+          </w:tcPr>
+          <w:p>
+            <w:r/>
+          </w:p>
+        </w:tc>
+      </w:tr>
+      <w:tr>
+        <w:tc>
+          <w:tcPr>
+            <w:tcW w:type="dxa" w:w="2880"/>
+          </w:tcPr>
+          <w:p>
+            <w:r/>
+            <w:r>
+              <w:rPr>
+                <w:b w:val="0"/>
+                <w:i w:val="0"/>
+              </w:rPr>
+              <w:t>25</w:t>
+            </w:r>
+          </w:p>
+        </w:tc>
+        <w:tc>
+          <w:tcPr>
+            <w:tcW w:type="dxa" w:w="2880"/>
+          </w:tcPr>
+          <w:p>
+            <w:r/>
+          </w:p>
+        </w:tc>
+        <w:tc>
+          <w:tcPr>
+            <w:tcW w:type="dxa" w:w="2880"/>
+          </w:tcPr>
+          <w:p>
+            <w:r/>
+          </w:p>
+        </w:tc>
+      </w:tr>
+      <w:tr>
+        <w:tc>
+          <w:tcPr>
+            <w:tcW w:type="dxa" w:w="2880"/>
+          </w:tcPr>
+          <w:p>
+            <w:r/>
+            <w:r>
+              <w:rPr>
+                <w:b w:val="0"/>
+                <w:i w:val="0"/>
+              </w:rPr>
+              <w:t>35</w:t>
+            </w:r>
+          </w:p>
+        </w:tc>
+        <w:tc>
+          <w:tcPr>
+            <w:tcW w:type="dxa" w:w="2880"/>
+          </w:tcPr>
+          <w:p>
+            <w:r/>
+          </w:p>
+        </w:tc>
+        <w:tc>
+          <w:tcPr>
+            <w:tcW w:type="dxa" w:w="2880"/>
+          </w:tcPr>
+          <w:p>
+            <w:r/>
+          </w:p>
+        </w:tc>
+      </w:tr>
+      <w:tr>
+        <w:tc>
+          <w:tcPr>
+            <w:tcW w:type="dxa" w:w="2880"/>
+          </w:tcPr>
+          <w:p>
+            <w:r/>
+            <w:r>
+              <w:rPr>
+                <w:b w:val="0"/>
+                <w:i w:val="0"/>
+              </w:rPr>
+              <w:t>10</w:t>
+            </w:r>
+          </w:p>
+        </w:tc>
+        <w:tc>
+          <w:tcPr>
+            <w:tcW w:type="dxa" w:w="2880"/>
+          </w:tcPr>
+          <w:p>
+            <w:r/>
+          </w:p>
+        </w:tc>
+        <w:tc>
+          <w:tcPr>
+            <w:tcW w:type="dxa" w:w="2880"/>
+          </w:tcPr>
+          <w:p>
+            <w:r/>
+          </w:p>
+        </w:tc>
+      </w:tr>
+      <w:tr>
+        <w:tc>
+          <w:tcPr>
+            <w:tcW w:type="dxa" w:w="2880"/>
+          </w:tcPr>
+          <w:p>
+            <w:r/>
+            <w:r>
+              <w:rPr>
+                <w:b w:val="0"/>
+                <w:i w:val="0"/>
+              </w:rPr>
+              <w:t>50</w:t>
+            </w:r>
+          </w:p>
+        </w:tc>
+        <w:tc>
+          <w:tcPr>
+            <w:tcW w:type="dxa" w:w="2880"/>
+          </w:tcPr>
+          <w:p>
+            <w:r/>
+          </w:p>
+        </w:tc>
+        <w:tc>
+          <w:tcPr>
+            <w:tcW w:type="dxa" w:w="2880"/>
+          </w:tcPr>
+          <w:p>
+            <w:r/>
+          </w:p>
+        </w:tc>
+      </w:tr>
+    </w:tbl>
+    <w:p/>
+    <w:p>
+      <w:r>
+        <w:rPr>
+          <w:b w:val="0"/>
+          <w:i w:val="0"/>
+        </w:rPr>
+        <w:t xml:space="preserve">(b) Write the </w:t>
+      </w:r>
+      <w:r>
+        <w:rPr>
+          <w:b/>
+          <w:i w:val="0"/>
+        </w:rPr>
+        <w:t>in-order</w:t>
+      </w:r>
+      <w:r>
+        <w:rPr>
+          <w:b w:val="0"/>
+          <w:i w:val="0"/>
+        </w:rPr>
+        <w:t xml:space="preserve"> traversal of this tree. </w:t>
+      </w:r>
+      <w:r>
+        <w:rPr>
+          <w:b/>
+          <w:i w:val="0"/>
+        </w:rPr>
+        <w:t>[1]</w:t>
+      </w:r>
+      <w:r>
+        <w:rPr>
+          <w:b w:val="0"/>
+          <w:i w:val="0"/>
+        </w:rPr>
+        <w:t xml:space="preserve"> </w:t>
+      </w:r>
+      <w:r>
+        <w:rPr>
+          <w:b w:val="0"/>
+          <w:i/>
+        </w:rPr>
+        <w:t>(AO2)</w:t>
+      </w:r>
+    </w:p>
+    <w:tbl>
+      <w:tblPr>
+        <w:tblStyle w:val="TableGrid"/>
+        <w:tblW w:type="auto" w:w="0"/>
+        <w:tblLook w:firstColumn="1" w:firstRow="1" w:lastColumn="0" w:lastRow="0" w:noHBand="0" w:noVBand="1" w:val="04A0"/>
+      </w:tblPr>
+      <w:tblGrid>
         <w:gridCol w:w="8640"/>
       </w:tblGrid>
       <w:tr>
         <w:trPr>
-          <w:trHeight w:val="1020" w:hRule="atLeast"/>
+          <w:trHeight w:val="680" w:hRule="atLeast"/>
         </w:trPr>
         <w:tc>
           <w:tcPr>
@@ -547,12 +1809,247 @@
     <w:p>
       <w:r>
         <w:rPr>
+          <w:b/>
+          <w:i w:val="0"/>
+        </w:rPr>
+        <w:t>4.</w:t>
+      </w:r>
+      <w:r>
+        <w:rPr>
           <w:b w:val="0"/>
           <w:i w:val="0"/>
         </w:rPr>
-        <w:t>Working space:</w:t>
+        <w:t xml:space="preserve"> Complete the table: write True or False for each statement, and write a correction for every false statement. </w:t>
+      </w:r>
+      <w:r>
+        <w:rPr>
+          <w:b/>
+          <w:i w:val="0"/>
+        </w:rPr>
+        <w:t>[2]</w:t>
+      </w:r>
+      <w:r>
+        <w:rPr>
+          <w:b w:val="0"/>
+          <w:i w:val="0"/>
+        </w:rPr>
+        <w:t xml:space="preserve"> </w:t>
+      </w:r>
+      <w:r>
+        <w:rPr>
+          <w:b w:val="0"/>
+          <w:i/>
+        </w:rPr>
+        <w:t>(AO1)</w:t>
       </w:r>
     </w:p>
+    <w:tbl>
+      <w:tblPr>
+        <w:tblStyle w:val="TableGrid"/>
+        <w:tblW w:type="auto" w:w="0"/>
+        <w:tblLook w:firstColumn="1" w:firstRow="1" w:lastColumn="0" w:lastRow="0" w:noHBand="0" w:noVBand="1" w:val="04A0"/>
+      </w:tblPr>
+      <w:tblGrid>
+        <w:gridCol w:w="2880"/>
+        <w:gridCol w:w="2880"/>
+        <w:gridCol w:w="2880"/>
+      </w:tblGrid>
+      <w:tr>
+        <w:tc>
+          <w:tcPr>
+            <w:tcW w:type="dxa" w:w="2880"/>
+            <w:shd w:fill="D9E2F3"/>
+          </w:tcPr>
+          <w:p>
+            <w:r>
+              <w:rPr>
+                <w:b/>
+              </w:rPr>
+            </w:r>
+            <w:r>
+              <w:rPr>
+                <w:b/>
+                <w:i w:val="0"/>
+              </w:rPr>
+              <w:t>Statement</w:t>
+            </w:r>
+          </w:p>
+        </w:tc>
+        <w:tc>
+          <w:tcPr>
+            <w:tcW w:type="dxa" w:w="2880"/>
+            <w:shd w:fill="D9E2F3"/>
+          </w:tcPr>
+          <w:p>
+            <w:r>
+              <w:rPr>
+                <w:b/>
+              </w:rPr>
+            </w:r>
+            <w:r>
+              <w:rPr>
+                <w:b/>
+                <w:i w:val="0"/>
+              </w:rPr>
+              <w:t>True / False</w:t>
+            </w:r>
+          </w:p>
+        </w:tc>
+        <w:tc>
+          <w:tcPr>
+            <w:tcW w:type="dxa" w:w="2880"/>
+            <w:shd w:fill="D9E2F3"/>
+          </w:tcPr>
+          <w:p>
+            <w:r>
+              <w:rPr>
+                <w:b/>
+              </w:rPr>
+            </w:r>
+            <w:r>
+              <w:rPr>
+                <w:b/>
+                <w:i w:val="0"/>
+              </w:rPr>
+              <w:t>Correction if false</w:t>
+            </w:r>
+          </w:p>
+        </w:tc>
+      </w:tr>
+      <w:tr>
+        <w:tc>
+          <w:tcPr>
+            <w:tcW w:type="dxa" w:w="2880"/>
+          </w:tcPr>
+          <w:p>
+            <w:r/>
+            <w:r>
+              <w:rPr>
+                <w:b w:val="0"/>
+                <w:i w:val="0"/>
+              </w:rPr>
+              <w:t>A queue is a LIFO structure.</w:t>
+            </w:r>
+          </w:p>
+        </w:tc>
+        <w:tc>
+          <w:tcPr>
+            <w:tcW w:type="dxa" w:w="2880"/>
+          </w:tcPr>
+          <w:p>
+            <w:r/>
+          </w:p>
+        </w:tc>
+        <w:tc>
+          <w:tcPr>
+            <w:tcW w:type="dxa" w:w="2880"/>
+          </w:tcPr>
+          <w:p>
+            <w:r/>
+          </w:p>
+        </w:tc>
+      </w:tr>
+      <w:tr>
+        <w:tc>
+          <w:tcPr>
+            <w:tcW w:type="dxa" w:w="2880"/>
+          </w:tcPr>
+          <w:p>
+            <w:r/>
+            <w:r>
+              <w:rPr>
+                <w:b w:val="0"/>
+                <w:i w:val="0"/>
+              </w:rPr>
+              <w:t>An in-order traversal of a binary search tree visits the values in ascending order.</w:t>
+            </w:r>
+          </w:p>
+        </w:tc>
+        <w:tc>
+          <w:tcPr>
+            <w:tcW w:type="dxa" w:w="2880"/>
+          </w:tcPr>
+          <w:p>
+            <w:r/>
+          </w:p>
+        </w:tc>
+        <w:tc>
+          <w:tcPr>
+            <w:tcW w:type="dxa" w:w="2880"/>
+          </w:tcPr>
+          <w:p>
+            <w:r/>
+          </w:p>
+        </w:tc>
+      </w:tr>
+      <w:tr>
+        <w:tc>
+          <w:tcPr>
+            <w:tcW w:type="dxa" w:w="2880"/>
+          </w:tcPr>
+          <w:p>
+            <w:r/>
+            <w:r>
+              <w:rPr>
+                <w:b w:val="0"/>
+                <w:i w:val="0"/>
+              </w:rPr>
+              <w:t>Inserting a value into a linked list means all the following nodes must be moved in memory.</w:t>
+            </w:r>
+          </w:p>
+        </w:tc>
+        <w:tc>
+          <w:tcPr>
+            <w:tcW w:type="dxa" w:w="2880"/>
+          </w:tcPr>
+          <w:p>
+            <w:r/>
+          </w:p>
+        </w:tc>
+        <w:tc>
+          <w:tcPr>
+            <w:tcW w:type="dxa" w:w="2880"/>
+          </w:tcPr>
+          <w:p>
+            <w:r/>
+          </w:p>
+        </w:tc>
+      </w:tr>
+      <w:tr>
+        <w:tc>
+          <w:tcPr>
+            <w:tcW w:type="dxa" w:w="2880"/>
+          </w:tcPr>
+          <w:p>
+            <w:r/>
+            <w:r>
+              <w:rPr>
+                <w:b w:val="0"/>
+                <w:i w:val="0"/>
+              </w:rPr>
+              <w:t>Pushing an item onto a stack that is already full causes a stack overflow.</w:t>
+            </w:r>
+          </w:p>
+        </w:tc>
+        <w:tc>
+          <w:tcPr>
+            <w:tcW w:type="dxa" w:w="2880"/>
+          </w:tcPr>
+          <w:p>
+            <w:r/>
+          </w:p>
+        </w:tc>
+        <w:tc>
+          <w:tcPr>
+            <w:tcW w:type="dxa" w:w="2880"/>
+          </w:tcPr>
+          <w:p>
+            <w:r/>
+          </w:p>
+        </w:tc>
+      </w:tr>
+    </w:tbl>
+    <w:p/>
     <w:p>
       <w:r>
         <w:rPr>
@@ -689,15 +2186,6 @@
     </w:tbl>
     <w:p/>
     <w:p>
-      <w:r>
-        <w:rPr>
-          <w:b w:val="0"/>
-          <w:i w:val="0"/>
-        </w:rPr>
-        <w:t>Working space:</w:t>
-      </w:r>
-    </w:p>
-    <w:p>
       <w:pPr>
         <w:pBdr>
           <w:bottom w:val="single" w:sz="6" w:space="1" w:color="AAAAAA"/>
@@ -723,6 +2211,20 @@
           <w:i w:val="0"/>
         </w:rPr>
         <w:t>6.</w:t>
+      </w:r>
+      <w:r>
+        <w:rPr>
+          <w:b w:val="0"/>
+          <w:i w:val="0"/>
+        </w:rPr>
+        <w:t xml:space="preserve"> </w:t>
+      </w:r>
+      <w:r>
+        <w:rPr>
+          <w:b w:val="0"/>
+          <w:i/>
+        </w:rPr>
+        <w:t>(1.2.1)</w:t>
       </w:r>
       <w:r>
         <w:rPr>
@@ -758,20 +2260,6 @@
           <w:i w:val="0"/>
         </w:rPr>
         <w:t xml:space="preserve">. </w:t>
-      </w:r>
-      <w:r>
-        <w:rPr>
-          <w:b w:val="0"/>
-          <w:i/>
-        </w:rPr>
-        <w:t>(1.2)</w:t>
-      </w:r>
-      <w:r>
-        <w:rPr>
-          <w:b w:val="0"/>
-          <w:i w:val="0"/>
-        </w:rPr>
-        <w:t xml:space="preserve"> </w:t>
       </w:r>
       <w:r>
         <w:rPr>
@@ -824,19 +2312,24 @@
     <w:p>
       <w:r>
         <w:rPr>
-          <w:b w:val="0"/>
-          <w:i w:val="0"/>
-        </w:rPr>
-        <w:t>Working space:</w:t>
-      </w:r>
-    </w:p>
-    <w:p>
-      <w:r>
-        <w:rPr>
           <w:b/>
           <w:i w:val="0"/>
         </w:rPr>
         <w:t>7.</w:t>
+      </w:r>
+      <w:r>
+        <w:rPr>
+          <w:b w:val="0"/>
+          <w:i w:val="0"/>
+        </w:rPr>
+        <w:t xml:space="preserve"> </w:t>
+      </w:r>
+      <w:r>
+        <w:rPr>
+          <w:b w:val="0"/>
+          <w:i/>
+        </w:rPr>
+        <w:t>(1.1.1)</w:t>
       </w:r>
       <w:r>
         <w:rPr>
@@ -858,20 +2351,6 @@
           <w:i w:val="0"/>
         </w:rPr>
         <w:t xml:space="preserve"> in a processor. </w:t>
-      </w:r>
-      <w:r>
-        <w:rPr>
-          <w:b w:val="0"/>
-          <w:i/>
-        </w:rPr>
-        <w:t>(1.1)</w:t>
-      </w:r>
-      <w:r>
-        <w:rPr>
-          <w:b w:val="0"/>
-          <w:i w:val="0"/>
-        </w:rPr>
-        <w:t xml:space="preserve"> </w:t>
       </w:r>
       <w:r>
         <w:rPr>
@@ -924,19 +2403,24 @@
     <w:p>
       <w:r>
         <w:rPr>
-          <w:b w:val="0"/>
-          <w:i w:val="0"/>
-        </w:rPr>
-        <w:t>Working space:</w:t>
-      </w:r>
-    </w:p>
-    <w:p>
-      <w:r>
-        <w:rPr>
           <w:b/>
           <w:i w:val="0"/>
         </w:rPr>
         <w:t>8.</w:t>
+      </w:r>
+      <w:r>
+        <w:rPr>
+          <w:b w:val="0"/>
+          <w:i w:val="0"/>
+        </w:rPr>
+        <w:t xml:space="preserve"> </w:t>
+      </w:r>
+      <w:r>
+        <w:rPr>
+          <w:b w:val="0"/>
+          <w:i/>
+        </w:rPr>
+        <w:t>(1.3.2)</w:t>
       </w:r>
       <w:r>
         <w:rPr>
@@ -972,20 +2456,6 @@
           <w:i w:val="0"/>
         </w:rPr>
         <w:t xml:space="preserve"> ensures. </w:t>
-      </w:r>
-      <w:r>
-        <w:rPr>
-          <w:b w:val="0"/>
-          <w:i/>
-        </w:rPr>
-        <w:t>(1.3)</w:t>
-      </w:r>
-      <w:r>
-        <w:rPr>
-          <w:b w:val="0"/>
-          <w:i w:val="0"/>
-        </w:rPr>
-        <w:t xml:space="preserve"> </w:t>
       </w:r>
       <w:r>
         <w:rPr>
@@ -1035,15 +2505,6 @@
       </w:tr>
     </w:tbl>
     <w:p/>
-    <w:p>
-      <w:r>
-        <w:rPr>
-          <w:b w:val="0"/>
-          <w:i w:val="0"/>
-        </w:rPr>
-        <w:t>Working space:</w:t>
-      </w:r>
-    </w:p>
     <w:p>
       <w:pPr>
         <w:pBdr>
